--- a/public/doc-templates/Magang/kelayakan-proposal-magang.docx
+++ b/public/doc-templates/Magang/kelayakan-proposal-magang.docx
@@ -326,7 +326,7 @@
           <w:sz w:val="24"/>
           <w:szCs w:val="24"/>
         </w:rPr>
-        <w:t>{</w:t>
+        <w:t xml:space="preserve">{judul_magang}</w:t>
       </w:r>
       <w:proofErr w:type="spellStart"/>
       <w:r>
@@ -335,7 +335,7 @@
           <w:sz w:val="24"/>
           <w:szCs w:val="24"/>
         </w:rPr>
-        <w:t>judul_kp</w:t>
+        <w:t xml:space="preserve"/>
       </w:r>
       <w:proofErr w:type="spellEnd"/>
       <w:r>
@@ -344,7 +344,7 @@
           <w:sz w:val="24"/>
           <w:szCs w:val="24"/>
         </w:rPr>
-        <w:t>}</w:t>
+        <w:t xml:space="preserve"/>
       </w:r>
     </w:p>
     <w:p>
